--- a/Taylor/Python Angular/Taylor Pentz.docx
+++ b/Taylor/Python Angular/Taylor Pentz.docx
@@ -10,8 +10,9 @@
         <w:jc w:val="center"/>
         <w:rPr>
           <w:rFonts w:ascii="Times New Roman" w:eastAsia="Times New Roman" w:hAnsi="Times New Roman" w:cs="Times New Roman"/>
-          <w:sz w:val="24"/>
-          <w:szCs w:val="24"/>
+          <w:sz w:val="28"/>
+          <w:szCs w:val="24"/>
+          <w:u w:val="single"/>
         </w:rPr>
       </w:pPr>
       <w:r>
@@ -94,37 +95,33 @@
           <w:sz w:val="24"/>
           <w:szCs w:val="24"/>
         </w:rPr>
-        <w:t xml:space="preserve"> | 1601 Larkin, H</w:t>
-      </w:r>
-      <w:r>
-        <w:rPr>
-          <w:rFonts w:ascii="Times New Roman" w:eastAsia="Times New Roman" w:hAnsi="Times New Roman" w:cs="Times New Roman"/>
-          <w:sz w:val="24"/>
-          <w:szCs w:val="24"/>
-        </w:rPr>
-        <w:t>igh Point, NC | +1 8042860439</w:t>
-      </w:r>
-    </w:p>
-    <w:p>
-      <w:pPr>
-        <w:shd w:val="clear" w:color="auto" w:fill="DBE5F1" w:themeFill="accent1" w:themeFillTint="33"/>
-        <w:spacing w:after="0" w:line="240" w:lineRule="auto"/>
-        <w:contextualSpacing/>
-        <w:jc w:val="center"/>
-        <w:rPr>
-          <w:rFonts w:ascii="Times New Roman" w:eastAsia="Times New Roman" w:hAnsi="Times New Roman" w:cs="Times New Roman"/>
-          <w:sz w:val="28"/>
-          <w:szCs w:val="24"/>
-          <w:u w:val="single"/>
-        </w:rPr>
-      </w:pPr>
+        <w:t xml:space="preserve"> | 1601 Larkin, High Point, NC | </w:t>
+      </w:r>
+      <w:r>
+        <w:rPr>
+          <w:rFonts w:ascii="Times New Roman" w:eastAsia="Times New Roman" w:hAnsi="Times New Roman" w:cs="Times New Roman"/>
+          <w:sz w:val="24"/>
+          <w:szCs w:val="24"/>
+        </w:rPr>
+        <w:t>+1 (980) 981-4522</w:t>
+      </w:r>
+      <w:r>
+        <w:rPr>
+          <w:rFonts w:ascii="Times New Roman" w:eastAsia="Times New Roman" w:hAnsi="Times New Roman" w:cs="Times New Roman"/>
+          <w:sz w:val="24"/>
+          <w:szCs w:val="24"/>
+        </w:rPr>
+        <w:t xml:space="preserve"> </w:t>
+      </w:r>
       <w:r>
         <w:rPr>
           <w:rFonts w:ascii="Times New Roman" w:hAnsi="Times New Roman" w:cs="Times New Roman"/>
           <w:sz w:val="24"/>
         </w:rPr>
-        <w:t>https://www.linkedin.com/in/taylor-pentz-698a98381/</w:t>
-      </w:r>
+        <w:t>https://www.linkedin.com/in/taylor-pentz-10a92a3aa</w:t>
+      </w:r>
+      <w:bookmarkStart w:id="0" w:name="_GoBack"/>
+      <w:bookmarkEnd w:id="0"/>
     </w:p>
     <w:p>
       <w:pPr>
@@ -173,7 +170,6 @@
           <w:szCs w:val="24"/>
         </w:rPr>
       </w:pPr>
-      <w:bookmarkStart w:id="0" w:name="_GoBack"/>
       <w:r>
         <w:rPr>
           <w:rFonts w:ascii="Times New Roman" w:eastAsia="Times New Roman" w:hAnsi="Times New Roman" w:cs="Times New Roman"/>
@@ -2317,7 +2313,6 @@
         <w:t>Bachelor’s Degree in Computer Science (2010 – 2014)</w:t>
       </w:r>
     </w:p>
-    <w:bookmarkEnd w:id="0"/>
     <w:p/>
     <w:sectPr>
       <w:pgSz w:w="12240" w:h="15840"/>
@@ -7070,7 +7065,7 @@
 </file>
 
 <file path=customXml/itemProps1.xml><?xml version="1.0" encoding="utf-8"?>
-<ds:datastoreItem xmlns:ds="http://schemas.openxmlformats.org/officeDocument/2006/customXml" ds:itemID="{E142DEA7-8E08-4DFF-9BB8-B35BBEB44415}">
+<ds:datastoreItem xmlns:ds="http://schemas.openxmlformats.org/officeDocument/2006/customXml" ds:itemID="{546E37B6-2DA5-445C-A107-2D88F6F80BE3}">
   <ds:schemaRefs>
     <ds:schemaRef ds:uri="http://schemas.openxmlformats.org/officeDocument/2006/bibliography"/>
   </ds:schemaRefs>

--- a/Taylor/Python Angular/Taylor Pentz.docx
+++ b/Taylor/Python Angular/Taylor Pentz.docx
@@ -118,7 +118,7 @@
           <w:rFonts w:ascii="Times New Roman" w:hAnsi="Times New Roman" w:cs="Times New Roman"/>
           <w:sz w:val="24"/>
         </w:rPr>
-        <w:t>https://www.linkedin.com/in/taylor-pentz-10a92a3aa</w:t>
+        <w:t>https://www.linkedin.com/in/taylor-p-b0389a3ba</w:t>
       </w:r>
       <w:bookmarkStart w:id="0" w:name="_GoBack"/>
       <w:bookmarkEnd w:id="0"/>
@@ -204,51 +204,7 @@
           <w:sz w:val="24"/>
           <w:szCs w:val="24"/>
         </w:rPr>
-        <w:t xml:space="preserve">Python, Angular, </w:t>
-      </w:r>
-      <w:proofErr w:type="spellStart"/>
-      <w:r>
-        <w:rPr>
-          <w:rFonts w:ascii="Times New Roman" w:eastAsia="Times New Roman" w:hAnsi="Times New Roman" w:cs="Times New Roman"/>
-          <w:b/>
-          <w:bCs/>
-          <w:sz w:val="24"/>
-          <w:szCs w:val="24"/>
-        </w:rPr>
-        <w:t>Docker</w:t>
-      </w:r>
-      <w:proofErr w:type="spellEnd"/>
-      <w:r>
-        <w:rPr>
-          <w:rFonts w:ascii="Times New Roman" w:eastAsia="Times New Roman" w:hAnsi="Times New Roman" w:cs="Times New Roman"/>
-          <w:b/>
-          <w:bCs/>
-          <w:sz w:val="24"/>
-          <w:szCs w:val="24"/>
-        </w:rPr>
-        <w:t xml:space="preserve">, AWS, GCP, SQL, and </w:t>
-      </w:r>
-      <w:proofErr w:type="spellStart"/>
-      <w:r>
-        <w:rPr>
-          <w:rFonts w:ascii="Times New Roman" w:eastAsia="Times New Roman" w:hAnsi="Times New Roman" w:cs="Times New Roman"/>
-          <w:b/>
-          <w:bCs/>
-          <w:sz w:val="24"/>
-          <w:szCs w:val="24"/>
-        </w:rPr>
-        <w:t>NoSQL</w:t>
-      </w:r>
-      <w:proofErr w:type="spellEnd"/>
-      <w:r>
-        <w:rPr>
-          <w:rFonts w:ascii="Times New Roman" w:eastAsia="Times New Roman" w:hAnsi="Times New Roman" w:cs="Times New Roman"/>
-          <w:b/>
-          <w:bCs/>
-          <w:sz w:val="24"/>
-          <w:szCs w:val="24"/>
-        </w:rPr>
-        <w:t xml:space="preserve"> databases</w:t>
+        <w:t>Python, Angular, Docker, AWS, GCP, SQL, and NoSQL databases</w:t>
       </w:r>
       <w:r>
         <w:rPr>
@@ -312,15 +268,7 @@
         <w:t>Languages &amp; Frameworks:</w:t>
       </w:r>
       <w:r>
-        <w:t xml:space="preserve"> Python, Angular, </w:t>
-      </w:r>
-      <w:proofErr w:type="spellStart"/>
-      <w:r>
-        <w:t>Django</w:t>
-      </w:r>
-      <w:proofErr w:type="spellEnd"/>
-      <w:r>
-        <w:t xml:space="preserve">, Flask, Node.js, </w:t>
+        <w:t xml:space="preserve"> Python, Angular, Django, Flask, Node.js, </w:t>
       </w:r>
       <w:proofErr w:type="spellStart"/>
       <w:r>
@@ -344,40 +292,10 @@
         <w:rPr>
           <w:rStyle w:val="Strong"/>
         </w:rPr>
-        <w:t xml:space="preserve">Cloud &amp; </w:t>
-      </w:r>
-      <w:proofErr w:type="spellStart"/>
-      <w:r>
-        <w:rPr>
-          <w:rStyle w:val="Strong"/>
-        </w:rPr>
-        <w:t>DevOps</w:t>
-      </w:r>
-      <w:proofErr w:type="spellEnd"/>
-      <w:r>
-        <w:rPr>
-          <w:rStyle w:val="Strong"/>
-        </w:rPr>
-        <w:t>:</w:t>
-      </w:r>
-      <w:r>
-        <w:t xml:space="preserve"> AWS, GCP, </w:t>
-      </w:r>
-      <w:proofErr w:type="spellStart"/>
-      <w:r>
-        <w:t>Docker</w:t>
-      </w:r>
-      <w:proofErr w:type="spellEnd"/>
-      <w:r>
-        <w:t xml:space="preserve">, </w:t>
-      </w:r>
-      <w:proofErr w:type="spellStart"/>
-      <w:r>
-        <w:t>Kubernetes</w:t>
-      </w:r>
-      <w:proofErr w:type="spellEnd"/>
-      <w:r>
-        <w:t>, CI/CD pipelines</w:t>
+        <w:t>Cloud &amp; DevOps:</w:t>
+      </w:r>
+      <w:r>
+        <w:t xml:space="preserve"> AWS, GCP, Docker, Kubernetes, CI/CD pipelines</w:t>
       </w:r>
     </w:p>
     <w:p>
@@ -396,23 +314,7 @@
         <w:t>Databases:</w:t>
       </w:r>
       <w:r>
-        <w:t xml:space="preserve"> </w:t>
-      </w:r>
-      <w:proofErr w:type="spellStart"/>
-      <w:r>
-        <w:t>PostgreSQL</w:t>
-      </w:r>
-      <w:proofErr w:type="spellEnd"/>
-      <w:r>
-        <w:t xml:space="preserve">, MySQL, </w:t>
-      </w:r>
-      <w:proofErr w:type="spellStart"/>
-      <w:r>
-        <w:t>MongoDB</w:t>
-      </w:r>
-      <w:proofErr w:type="spellEnd"/>
-      <w:r>
-        <w:t xml:space="preserve">, </w:t>
+        <w:t xml:space="preserve"> PostgreSQL, MySQL, MongoDB, </w:t>
       </w:r>
       <w:proofErr w:type="spellStart"/>
       <w:r>
@@ -626,7 +528,7 @@
           <w:sz w:val="24"/>
           <w:szCs w:val="24"/>
         </w:rPr>
-        <w:t xml:space="preserve"> in </w:t>
+        <w:t xml:space="preserve"> in Django and Flask, ensuring high performance and reliability with advanced caching strategies using </w:t>
       </w:r>
       <w:proofErr w:type="spellStart"/>
       <w:r>
@@ -635,7 +537,7 @@
           <w:sz w:val="24"/>
           <w:szCs w:val="24"/>
         </w:rPr>
-        <w:t>Django</w:t>
+        <w:t>Redis</w:t>
       </w:r>
       <w:proofErr w:type="spellEnd"/>
       <w:r>
@@ -644,43 +546,7 @@
           <w:sz w:val="24"/>
           <w:szCs w:val="24"/>
         </w:rPr>
-        <w:t xml:space="preserve"> and Flask, ensuring high performance and reliability with advanced caching strategies using </w:t>
-      </w:r>
-      <w:proofErr w:type="spellStart"/>
-      <w:r>
-        <w:rPr>
-          <w:rFonts w:ascii="Times New Roman" w:eastAsia="Times New Roman" w:hAnsi="Times New Roman" w:cs="Times New Roman"/>
-          <w:sz w:val="24"/>
-          <w:szCs w:val="24"/>
-        </w:rPr>
-        <w:t>Redis</w:t>
-      </w:r>
-      <w:proofErr w:type="spellEnd"/>
-      <w:r>
-        <w:rPr>
-          <w:rFonts w:ascii="Times New Roman" w:eastAsia="Times New Roman" w:hAnsi="Times New Roman" w:cs="Times New Roman"/>
-          <w:sz w:val="24"/>
-          <w:szCs w:val="24"/>
-        </w:rPr>
-        <w:t xml:space="preserve"> and </w:t>
-      </w:r>
-      <w:proofErr w:type="spellStart"/>
-      <w:r>
-        <w:rPr>
-          <w:rFonts w:ascii="Times New Roman" w:eastAsia="Times New Roman" w:hAnsi="Times New Roman" w:cs="Times New Roman"/>
-          <w:sz w:val="24"/>
-          <w:szCs w:val="24"/>
-        </w:rPr>
-        <w:t>NoSQL</w:t>
-      </w:r>
-      <w:proofErr w:type="spellEnd"/>
-      <w:r>
-        <w:rPr>
-          <w:rFonts w:ascii="Times New Roman" w:eastAsia="Times New Roman" w:hAnsi="Times New Roman" w:cs="Times New Roman"/>
-          <w:sz w:val="24"/>
-          <w:szCs w:val="24"/>
-        </w:rPr>
-        <w:t xml:space="preserve"> databases.</w:t>
+        <w:t xml:space="preserve"> and NoSQL databases.</w:t>
       </w:r>
     </w:p>
     <w:p>
@@ -704,43 +570,7 @@
           <w:sz w:val="24"/>
           <w:szCs w:val="24"/>
         </w:rPr>
-        <w:t xml:space="preserve">Implemented containerization with </w:t>
-      </w:r>
-      <w:proofErr w:type="spellStart"/>
-      <w:r>
-        <w:rPr>
-          <w:rFonts w:ascii="Times New Roman" w:eastAsia="Times New Roman" w:hAnsi="Times New Roman" w:cs="Times New Roman"/>
-          <w:sz w:val="24"/>
-          <w:szCs w:val="24"/>
-        </w:rPr>
-        <w:t>Docker</w:t>
-      </w:r>
-      <w:proofErr w:type="spellEnd"/>
-      <w:r>
-        <w:rPr>
-          <w:rFonts w:ascii="Times New Roman" w:eastAsia="Times New Roman" w:hAnsi="Times New Roman" w:cs="Times New Roman"/>
-          <w:sz w:val="24"/>
-          <w:szCs w:val="24"/>
-        </w:rPr>
-        <w:t xml:space="preserve"> and </w:t>
-      </w:r>
-      <w:proofErr w:type="spellStart"/>
-      <w:r>
-        <w:rPr>
-          <w:rFonts w:ascii="Times New Roman" w:eastAsia="Times New Roman" w:hAnsi="Times New Roman" w:cs="Times New Roman"/>
-          <w:sz w:val="24"/>
-          <w:szCs w:val="24"/>
-        </w:rPr>
-        <w:t>Kubernetes</w:t>
-      </w:r>
-      <w:proofErr w:type="spellEnd"/>
-      <w:r>
-        <w:rPr>
-          <w:rFonts w:ascii="Times New Roman" w:eastAsia="Times New Roman" w:hAnsi="Times New Roman" w:cs="Times New Roman"/>
-          <w:sz w:val="24"/>
-          <w:szCs w:val="24"/>
-        </w:rPr>
-        <w:t>, reducing deployment errors while enabling seamless horizontal scaling across cloud environments.</w:t>
+        <w:t>Implemented containerization with Docker and Kubernetes, reducing deployment errors while enabling seamless horizontal scaling across cloud environments.</w:t>
       </w:r>
     </w:p>
     <w:p>
@@ -788,25 +618,7 @@
           <w:sz w:val="24"/>
           <w:szCs w:val="24"/>
         </w:rPr>
-        <w:t xml:space="preserve">Enhanced data processing pipelines with SQL and </w:t>
-      </w:r>
-      <w:proofErr w:type="spellStart"/>
-      <w:r>
-        <w:rPr>
-          <w:rFonts w:ascii="Times New Roman" w:eastAsia="Times New Roman" w:hAnsi="Times New Roman" w:cs="Times New Roman"/>
-          <w:sz w:val="24"/>
-          <w:szCs w:val="24"/>
-        </w:rPr>
-        <w:t>NoSQL</w:t>
-      </w:r>
-      <w:proofErr w:type="spellEnd"/>
-      <w:r>
-        <w:rPr>
-          <w:rFonts w:ascii="Times New Roman" w:eastAsia="Times New Roman" w:hAnsi="Times New Roman" w:cs="Times New Roman"/>
-          <w:sz w:val="24"/>
-          <w:szCs w:val="24"/>
-        </w:rPr>
-        <w:t xml:space="preserve"> integration, optimizing read/write performance and ensuring reliable data flows across distributed systems.</w:t>
+        <w:t>Enhanced data processing pipelines with SQL and NoSQL integration, optimizing read/write performance and ensuring reliable data flows across distributed systems.</w:t>
       </w:r>
     </w:p>
     <w:p>
@@ -854,25 +666,7 @@
           <w:sz w:val="24"/>
           <w:szCs w:val="24"/>
         </w:rPr>
-        <w:t xml:space="preserve">Automated CI/CD pipelines with </w:t>
-      </w:r>
-      <w:proofErr w:type="spellStart"/>
-      <w:r>
-        <w:rPr>
-          <w:rFonts w:ascii="Times New Roman" w:eastAsia="Times New Roman" w:hAnsi="Times New Roman" w:cs="Times New Roman"/>
-          <w:sz w:val="24"/>
-          <w:szCs w:val="24"/>
-        </w:rPr>
-        <w:t>GitHub</w:t>
-      </w:r>
-      <w:proofErr w:type="spellEnd"/>
-      <w:r>
-        <w:rPr>
-          <w:rFonts w:ascii="Times New Roman" w:eastAsia="Times New Roman" w:hAnsi="Times New Roman" w:cs="Times New Roman"/>
-          <w:sz w:val="24"/>
-          <w:szCs w:val="24"/>
-        </w:rPr>
-        <w:t xml:space="preserve"> Actions and Jenkins, significantly reducing manual intervention while improving code quality through test automation.</w:t>
+        <w:t>Automated CI/CD pipelines with GitHub Actions and Jenkins, significantly reducing manual intervention while improving code quality through test automation.</w:t>
       </w:r>
     </w:p>
     <w:p>
@@ -1041,25 +835,7 @@
           <w:sz w:val="24"/>
           <w:szCs w:val="24"/>
         </w:rPr>
-        <w:t xml:space="preserve">, achieving seamless integration through </w:t>
-      </w:r>
-      <w:proofErr w:type="spellStart"/>
-      <w:r>
-        <w:rPr>
-          <w:rFonts w:ascii="Times New Roman" w:eastAsia="Times New Roman" w:hAnsi="Times New Roman" w:cs="Times New Roman"/>
-          <w:sz w:val="24"/>
-          <w:szCs w:val="24"/>
-        </w:rPr>
-        <w:t>RESTful</w:t>
-      </w:r>
-      <w:proofErr w:type="spellEnd"/>
-      <w:r>
-        <w:rPr>
-          <w:rFonts w:ascii="Times New Roman" w:eastAsia="Times New Roman" w:hAnsi="Times New Roman" w:cs="Times New Roman"/>
-          <w:sz w:val="24"/>
-          <w:szCs w:val="24"/>
-        </w:rPr>
-        <w:t xml:space="preserve"> APIs and secure communication.</w:t>
+        <w:t>, achieving seamless integration through RESTful APIs and secure communication.</w:t>
       </w:r>
     </w:p>
     <w:p>
@@ -1083,61 +859,7 @@
           <w:sz w:val="24"/>
           <w:szCs w:val="24"/>
         </w:rPr>
-        <w:t xml:space="preserve">Engineered scalable solutions with </w:t>
-      </w:r>
-      <w:proofErr w:type="spellStart"/>
-      <w:r>
-        <w:rPr>
-          <w:rFonts w:ascii="Times New Roman" w:eastAsia="Times New Roman" w:hAnsi="Times New Roman" w:cs="Times New Roman"/>
-          <w:sz w:val="24"/>
-          <w:szCs w:val="24"/>
-        </w:rPr>
-        <w:t>PostgreSQL</w:t>
-      </w:r>
-      <w:proofErr w:type="spellEnd"/>
-      <w:r>
-        <w:rPr>
-          <w:rFonts w:ascii="Times New Roman" w:eastAsia="Times New Roman" w:hAnsi="Times New Roman" w:cs="Times New Roman"/>
-          <w:sz w:val="24"/>
-          <w:szCs w:val="24"/>
-        </w:rPr>
-        <w:t xml:space="preserve"> and </w:t>
-      </w:r>
-      <w:proofErr w:type="spellStart"/>
-      <w:r>
-        <w:rPr>
-          <w:rFonts w:ascii="Times New Roman" w:eastAsia="Times New Roman" w:hAnsi="Times New Roman" w:cs="Times New Roman"/>
-          <w:sz w:val="24"/>
-          <w:szCs w:val="24"/>
-        </w:rPr>
-        <w:t>MongoDB</w:t>
-      </w:r>
-      <w:proofErr w:type="spellEnd"/>
-      <w:r>
-        <w:rPr>
-          <w:rFonts w:ascii="Times New Roman" w:eastAsia="Times New Roman" w:hAnsi="Times New Roman" w:cs="Times New Roman"/>
-          <w:sz w:val="24"/>
-          <w:szCs w:val="24"/>
-        </w:rPr>
-        <w:t xml:space="preserve">, balancing SQL and </w:t>
-      </w:r>
-      <w:proofErr w:type="spellStart"/>
-      <w:r>
-        <w:rPr>
-          <w:rFonts w:ascii="Times New Roman" w:eastAsia="Times New Roman" w:hAnsi="Times New Roman" w:cs="Times New Roman"/>
-          <w:sz w:val="24"/>
-          <w:szCs w:val="24"/>
-        </w:rPr>
-        <w:t>NoSQL</w:t>
-      </w:r>
-      <w:proofErr w:type="spellEnd"/>
-      <w:r>
-        <w:rPr>
-          <w:rFonts w:ascii="Times New Roman" w:eastAsia="Times New Roman" w:hAnsi="Times New Roman" w:cs="Times New Roman"/>
-          <w:sz w:val="24"/>
-          <w:szCs w:val="24"/>
-        </w:rPr>
-        <w:t xml:space="preserve"> designs to optimize storage, retrieval, and analytics for diverse client projects.</w:t>
+        <w:t>Engineered scalable solutions with PostgreSQL and MongoDB, balancing SQL and NoSQL designs to optimize storage, retrieval, and analytics for diverse client projects.</w:t>
       </w:r>
     </w:p>
     <w:p>
@@ -1251,25 +973,7 @@
           <w:sz w:val="24"/>
           <w:szCs w:val="24"/>
         </w:rPr>
-        <w:t xml:space="preserve">Collaborated with </w:t>
-      </w:r>
-      <w:proofErr w:type="spellStart"/>
-      <w:r>
-        <w:rPr>
-          <w:rFonts w:ascii="Times New Roman" w:eastAsia="Times New Roman" w:hAnsi="Times New Roman" w:cs="Times New Roman"/>
-          <w:sz w:val="24"/>
-          <w:szCs w:val="24"/>
-        </w:rPr>
-        <w:t>DevOps</w:t>
-      </w:r>
-      <w:proofErr w:type="spellEnd"/>
-      <w:r>
-        <w:rPr>
-          <w:rFonts w:ascii="Times New Roman" w:eastAsia="Times New Roman" w:hAnsi="Times New Roman" w:cs="Times New Roman"/>
-          <w:sz w:val="24"/>
-          <w:szCs w:val="24"/>
-        </w:rPr>
-        <w:t xml:space="preserve"> teams to migrate workloads into AWS cloud infrastructure, leveraging services like EC2, S3, and RDS for secure and scalable deployments.</w:t>
+        <w:t>Collaborated with DevOps teams to migrate workloads into AWS cloud infrastructure, leveraging services like EC2, S3, and RDS for secure and scalable deployments.</w:t>
       </w:r>
     </w:p>
     <w:p>
@@ -1439,25 +1143,7 @@
           <w:sz w:val="24"/>
           <w:szCs w:val="24"/>
         </w:rPr>
-        <w:t xml:space="preserve">Developed robust backend systems using Python and Flask while implementing </w:t>
-      </w:r>
-      <w:proofErr w:type="spellStart"/>
-      <w:r>
-        <w:rPr>
-          <w:rFonts w:ascii="Times New Roman" w:eastAsia="Times New Roman" w:hAnsi="Times New Roman" w:cs="Times New Roman"/>
-          <w:sz w:val="24"/>
-          <w:szCs w:val="24"/>
-        </w:rPr>
-        <w:t>AngularJS</w:t>
-      </w:r>
-      <w:proofErr w:type="spellEnd"/>
-      <w:r>
-        <w:rPr>
-          <w:rFonts w:ascii="Times New Roman" w:eastAsia="Times New Roman" w:hAnsi="Times New Roman" w:cs="Times New Roman"/>
-          <w:sz w:val="24"/>
-          <w:szCs w:val="24"/>
-        </w:rPr>
-        <w:t xml:space="preserve"> interfaces for enterprise-scale clients in finance and retail industries.</w:t>
+        <w:t>Developed robust backend systems using Python and Flask while implementing AngularJS interfaces for enterprise-scale clients in finance and retail industries.</w:t>
       </w:r>
     </w:p>
     <w:p>
@@ -1481,25 +1167,7 @@
           <w:sz w:val="24"/>
           <w:szCs w:val="24"/>
         </w:rPr>
-        <w:t xml:space="preserve">Designed normalized relational database schemas in SQL and incorporated </w:t>
-      </w:r>
-      <w:proofErr w:type="spellStart"/>
-      <w:r>
-        <w:rPr>
-          <w:rFonts w:ascii="Times New Roman" w:eastAsia="Times New Roman" w:hAnsi="Times New Roman" w:cs="Times New Roman"/>
-          <w:sz w:val="24"/>
-          <w:szCs w:val="24"/>
-        </w:rPr>
-        <w:t>MongoDB</w:t>
-      </w:r>
-      <w:proofErr w:type="spellEnd"/>
-      <w:r>
-        <w:rPr>
-          <w:rFonts w:ascii="Times New Roman" w:eastAsia="Times New Roman" w:hAnsi="Times New Roman" w:cs="Times New Roman"/>
-          <w:sz w:val="24"/>
-          <w:szCs w:val="24"/>
-        </w:rPr>
-        <w:t xml:space="preserve"> for high-volume unstructured data processing and analytics.</w:t>
+        <w:t>Designed normalized relational database schemas in SQL and incorporated MongoDB for high-volume unstructured data processing and analytics.</w:t>
       </w:r>
     </w:p>
     <w:p>
@@ -1523,25 +1191,7 @@
           <w:sz w:val="24"/>
           <w:szCs w:val="24"/>
         </w:rPr>
-        <w:t xml:space="preserve">Introduced </w:t>
-      </w:r>
-      <w:proofErr w:type="spellStart"/>
-      <w:r>
-        <w:rPr>
-          <w:rFonts w:ascii="Times New Roman" w:eastAsia="Times New Roman" w:hAnsi="Times New Roman" w:cs="Times New Roman"/>
-          <w:sz w:val="24"/>
-          <w:szCs w:val="24"/>
-        </w:rPr>
-        <w:t>Docker</w:t>
-      </w:r>
-      <w:proofErr w:type="spellEnd"/>
-      <w:r>
-        <w:rPr>
-          <w:rFonts w:ascii="Times New Roman" w:eastAsia="Times New Roman" w:hAnsi="Times New Roman" w:cs="Times New Roman"/>
-          <w:sz w:val="24"/>
-          <w:szCs w:val="24"/>
-        </w:rPr>
-        <w:t xml:space="preserve"> containers for local development and production deployment, improving portability and reducing integration issues across multiple environments.</w:t>
+        <w:t>Introduced Docker containers for local development and production deployment, improving portability and reducing integration issues across multiple environments.</w:t>
       </w:r>
     </w:p>
     <w:p>
@@ -2065,23 +1715,7 @@
       <w:proofErr w:type="spellEnd"/>
       <w:proofErr w:type="gramEnd"/>
       <w:r>
-        <w:t xml:space="preserve"> architecture using Flask, </w:t>
-      </w:r>
-      <w:proofErr w:type="spellStart"/>
-      <w:r>
-        <w:t>Docker</w:t>
-      </w:r>
-      <w:proofErr w:type="spellEnd"/>
-      <w:r>
-        <w:t xml:space="preserve">, and </w:t>
-      </w:r>
-      <w:proofErr w:type="spellStart"/>
-      <w:r>
-        <w:t>PostgreSQL</w:t>
-      </w:r>
-      <w:proofErr w:type="spellEnd"/>
-      <w:r>
-        <w:t xml:space="preserve"> to support high-volume </w:t>
+        <w:t xml:space="preserve"> architecture using Flask, Docker, and PostgreSQL to support high-volume </w:t>
       </w:r>
       <w:proofErr w:type="spellStart"/>
       <w:r>
@@ -2201,23 +1835,13 @@
           <w:szCs w:val="24"/>
         </w:rPr>
       </w:pPr>
-      <w:proofErr w:type="spellStart"/>
-      <w:r>
-        <w:rPr>
-          <w:rFonts w:ascii="Times New Roman" w:eastAsia="Times New Roman" w:hAnsi="Times New Roman" w:cs="Times New Roman"/>
-          <w:sz w:val="24"/>
-          <w:szCs w:val="24"/>
-        </w:rPr>
-        <w:t>Docker</w:t>
-      </w:r>
-      <w:proofErr w:type="spellEnd"/>
-      <w:r>
-        <w:rPr>
-          <w:rFonts w:ascii="Times New Roman" w:eastAsia="Times New Roman" w:hAnsi="Times New Roman" w:cs="Times New Roman"/>
-          <w:sz w:val="24"/>
-          <w:szCs w:val="24"/>
-        </w:rPr>
-        <w:t xml:space="preserve"> Certified Associate</w:t>
+      <w:r>
+        <w:rPr>
+          <w:rFonts w:ascii="Times New Roman" w:eastAsia="Times New Roman" w:hAnsi="Times New Roman" w:cs="Times New Roman"/>
+          <w:sz w:val="24"/>
+          <w:szCs w:val="24"/>
+        </w:rPr>
+        <w:t>Docker Certified Associate</w:t>
       </w:r>
     </w:p>
     <w:p>
@@ -7065,7 +6689,7 @@
 </file>
 
 <file path=customXml/itemProps1.xml><?xml version="1.0" encoding="utf-8"?>
-<ds:datastoreItem xmlns:ds="http://schemas.openxmlformats.org/officeDocument/2006/customXml" ds:itemID="{546E37B6-2DA5-445C-A107-2D88F6F80BE3}">
+<ds:datastoreItem xmlns:ds="http://schemas.openxmlformats.org/officeDocument/2006/customXml" ds:itemID="{714FF9F6-8CEC-4D1E-BB99-AA535F210985}">
   <ds:schemaRefs>
     <ds:schemaRef ds:uri="http://schemas.openxmlformats.org/officeDocument/2006/bibliography"/>
   </ds:schemaRefs>
